--- a/lab2-frequency-analysis/report/Lab2_Frequency_Analysis_Macari_Chiril-Adam_FAF-243.docx
+++ b/lab2-frequency-analysis/report/Lab2_Frequency_Analysis_Macari_Chiril-Adam_FAF-243.docx
@@ -20942,7 +20942,7 @@
         <w:rPr>
           <w:lang w:val="en-GB"/>
         </w:rPr>
-        <w:t xml:space="preserve">, then reads “HryptograpHY” – clearly “cryptography”, so </w:t>
+        <w:t xml:space="preserve">, then reads “HrFptographF” – clearly “cryptography”, so </w:t>
       </w:r>
       <w:r>
         <w:rPr>
